--- a/Programacion II/Clases/Clase 12 - Integracion de modulos/Taller PI - Clase 12 - VetCare.docx
+++ b/Programacion II/Clases/Clase 12 - Integracion de modulos/Taller PI - Clase 12 - VetCare.docx
@@ -242,7 +242,7 @@
           <w:color w:val="2B2B2B"/>
           <w:sz w:val="22"/>
         </w:rPr>
-        <w:t>Organice el proyecto en los paquetes vetcare.modelo, vetcare.datos, vetcare.logica y vetcare.ui, deje un único método main en la clase de arranque, elimine cualquier otro main que haya quedado de los talleres anteriores y verifique que la aplicación abre desde ese único punto.</w:t>
+        <w:t>Organice el proyecto en los paquetes clinica.modelo, clinica.datos, clinica.logica y clinica.ui, deje un único método main en la clase de arranque, elimine cualquier otro main que haya quedado de los talleres anteriores y verifique que la aplicación abre desde ese único punto.</w:t>
       </w:r>
     </w:p>
     <w:p>
@@ -449,7 +449,7 @@
           <w:color w:val="2B2B2B"/>
           <w:sz w:val="22"/>
         </w:rPr>
-        <w:t>☐ ¿Cuántas veces aparece la expresión new ServicioVetCare en todo su proyecto, y qué pasaría si aparece más de una?</w:t>
+        <w:t>☐ ¿Cuántas veces aparece la expresión new ServicioClinica en todo su proyecto, y qué pasaría si aparece más de una?</w:t>
       </w:r>
     </w:p>
     <w:p>
